--- a/docs/langchain-course-highlights.docx
+++ b/docs/langchain-course-highlights.docx
@@ -154,6 +154,74 @@
       <w:r>
         <w:rPr/>
         <w:t>PATH -  Backward compatible bug fixes</w:t>
+      </w:r>
+    </w:p>
+    <w:p>
+      <w:pPr>
+        <w:pStyle w:val="Normal"/>
+        <w:numPr>
+          <w:ilvl w:val="0"/>
+          <w:numId w:val="1"/>
+        </w:numPr>
+        <w:bidi w:val="0"/>
+        <w:spacing w:before="0" w:after="0"/>
+        <w:jc w:val="start"/>
+        <w:rPr/>
+      </w:pPr>
+      <w:r>
+        <w:rPr/>
+        <w:t>tools’ function variable names and types, doc strings (description) are very important since the LLM are going to use it.</w:t>
+      </w:r>
+    </w:p>
+    <w:p>
+      <w:pPr>
+        <w:pStyle w:val="Normal"/>
+        <w:numPr>
+          <w:ilvl w:val="0"/>
+          <w:numId w:val="1"/>
+        </w:numPr>
+        <w:bidi w:val="0"/>
+        <w:spacing w:before="0" w:after="0"/>
+        <w:jc w:val="start"/>
+        <w:rPr/>
+      </w:pPr>
+      <w:r>
+        <w:rPr/>
+        <w:t>In the reply (message) from the agent, you can see the whole process of invoking the final response, including calling to tools etc.</w:t>
+      </w:r>
+    </w:p>
+    <w:p>
+      <w:pPr>
+        <w:pStyle w:val="Normal"/>
+        <w:numPr>
+          <w:ilvl w:val="0"/>
+          <w:numId w:val="1"/>
+        </w:numPr>
+        <w:bidi w:val="0"/>
+        <w:spacing w:before="0" w:after="0"/>
+        <w:jc w:val="start"/>
+        <w:rPr/>
+      </w:pPr>
+      <w:r>
+        <w:rPr/>
+        <w:t>There is a difference when invoking an LLM with tools or agent (create_agent) with tools</w:t>
+      </w:r>
+    </w:p>
+    <w:p>
+      <w:pPr>
+        <w:pStyle w:val="Normal"/>
+        <w:numPr>
+          <w:ilvl w:val="1"/>
+          <w:numId w:val="1"/>
+        </w:numPr>
+        <w:bidi w:val="0"/>
+        <w:spacing w:before="0" w:after="0"/>
+        <w:jc w:val="start"/>
+        <w:rPr/>
+      </w:pPr>
+      <w:r>
+        <w:rPr/>
+        <w:t>while invoking LLM with tools, it decides which tool to call, langchain call the tool and then, the LLM invoking it self again with the query and tool response to provide the final answer in the simple case.</w:t>
       </w:r>
     </w:p>
     <w:sectPr>
